--- a/test-corpus/word-verification/mindmap.docx
+++ b/test-corpus/word-verification/mindmap.docx
@@ -394,7 +394,7 @@
                         <w:p>
                           <w:pPr>
                             <w:spacing w:before="0" w:after="0"/>
-                            <w:jc w:val="ctr"/>
+                            <w:jc w:val="center"/>
                           </w:pPr>
                           <w:r>
                             <w:rPr>
@@ -449,7 +449,7 @@
                         <w:p>
                           <w:pPr>
                             <w:spacing w:before="0" w:after="0"/>
-                            <w:jc w:val="ctr"/>
+                            <w:jc w:val="center"/>
                           </w:pPr>
                           <w:r>
                             <w:rPr>
@@ -504,7 +504,7 @@
                         <w:p>
                           <w:pPr>
                             <w:spacing w:before="0" w:after="0"/>
-                            <w:jc w:val="ctr"/>
+                            <w:jc w:val="center"/>
                           </w:pPr>
                           <w:r>
                             <w:rPr>
@@ -559,7 +559,7 @@
                         <w:p>
                           <w:pPr>
                             <w:spacing w:before="0" w:after="0"/>
-                            <w:jc w:val="ctr"/>
+                            <w:jc w:val="center"/>
                           </w:pPr>
                           <w:r>
                             <w:rPr>
@@ -614,7 +614,7 @@
                         <w:p>
                           <w:pPr>
                             <w:spacing w:before="0" w:after="0"/>
-                            <w:jc w:val="ctr"/>
+                            <w:jc w:val="center"/>
                           </w:pPr>
                           <w:r>
                             <w:rPr>
@@ -669,7 +669,7 @@
                         <w:p>
                           <w:pPr>
                             <w:spacing w:before="0" w:after="0"/>
-                            <w:jc w:val="ctr"/>
+                            <w:jc w:val="center"/>
                           </w:pPr>
                           <w:r>
                             <w:rPr>
@@ -724,7 +724,7 @@
                         <w:p>
                           <w:pPr>
                             <w:spacing w:before="0" w:after="0"/>
-                            <w:jc w:val="ctr"/>
+                            <w:jc w:val="center"/>
                           </w:pPr>
                           <w:r>
                             <w:rPr>
@@ -779,7 +779,7 @@
                         <w:p>
                           <w:pPr>
                             <w:spacing w:before="0" w:after="0"/>
-                            <w:jc w:val="ctr"/>
+                            <w:jc w:val="center"/>
                           </w:pPr>
                           <w:r>
                             <w:rPr>
@@ -834,7 +834,7 @@
                         <w:p>
                           <w:pPr>
                             <w:spacing w:before="0" w:after="0"/>
-                            <w:jc w:val="ctr"/>
+                            <w:jc w:val="center"/>
                           </w:pPr>
                           <w:r>
                             <w:rPr>
@@ -889,7 +889,7 @@
                         <w:p>
                           <w:pPr>
                             <w:spacing w:before="0" w:after="0"/>
-                            <w:jc w:val="ctr"/>
+                            <w:jc w:val="center"/>
                           </w:pPr>
                           <w:r>
                             <w:rPr>
@@ -944,7 +944,7 @@
                         <w:p>
                           <w:pPr>
                             <w:spacing w:before="0" w:after="0"/>
-                            <w:jc w:val="ctr"/>
+                            <w:jc w:val="center"/>
                           </w:pPr>
                           <w:r>
                             <w:rPr>
@@ -999,7 +999,7 @@
                         <w:p>
                           <w:pPr>
                             <w:spacing w:before="0" w:after="0"/>
-                            <w:jc w:val="ctr"/>
+                            <w:jc w:val="center"/>
                           </w:pPr>
                           <w:r>
                             <w:rPr>
@@ -1054,7 +1054,7 @@
                         <w:p>
                           <w:pPr>
                             <w:spacing w:before="0" w:after="0"/>
-                            <w:jc w:val="ctr"/>
+                            <w:jc w:val="center"/>
                           </w:pPr>
                           <w:r>
                             <w:rPr>
@@ -1109,7 +1109,7 @@
                         <w:p>
                           <w:pPr>
                             <w:spacing w:before="0" w:after="0"/>
-                            <w:jc w:val="ctr"/>
+                            <w:jc w:val="center"/>
                           </w:pPr>
                           <w:r>
                             <w:rPr>
@@ -1164,7 +1164,7 @@
                         <w:p>
                           <w:pPr>
                             <w:spacing w:before="0" w:after="0"/>
-                            <w:jc w:val="ctr"/>
+                            <w:jc w:val="center"/>
                           </w:pPr>
                           <w:r>
                             <w:rPr>
@@ -1219,7 +1219,7 @@
                         <w:p>
                           <w:pPr>
                             <w:spacing w:before="0" w:after="0"/>
-                            <w:jc w:val="ctr"/>
+                            <w:jc w:val="center"/>
                           </w:pPr>
                           <w:r>
                             <w:rPr>
@@ -1274,7 +1274,7 @@
                         <w:p>
                           <w:pPr>
                             <w:spacing w:before="0" w:after="0"/>
-                            <w:jc w:val="ctr"/>
+                            <w:jc w:val="center"/>
                           </w:pPr>
                           <w:r>
                             <w:rPr>
@@ -1329,7 +1329,7 @@
                         <w:p>
                           <w:pPr>
                             <w:spacing w:before="0" w:after="0"/>
-                            <w:jc w:val="ctr"/>
+                            <w:jc w:val="center"/>
                           </w:pPr>
                           <w:r>
                             <w:rPr>
